--- a/Statistic/Module 2/Analysis_Report.docx
+++ b/Statistic/Module 2/Analysis_Report.docx
@@ -57,7 +57,7 @@
           </w:tcPr>
           <w:p>
             <w:r>
-              <w:t>03.12.2025 21:59:34</w:t>
+              <w:t>08.12.2025 21:34:33</w:t>
             </w:r>
           </w:p>
         </w:tc>
@@ -1334,256 +1334,7 @@
         <w:spacing w:line="360" w:lineRule="auto"/>
       </w:pPr>
       <w:r>
-        <w:t>### Анализ Технического Задания</w:t>
-        <w:br/>
-        <w:br/>
-        <w:t>#### 1. Полнота функциональных требований (Важность: 3)</w:t>
-        <w:br/>
-        <w:t>**Статус:** ✅ Выполнено</w:t>
-        <w:br/>
-        <w:t>**Цитата или обоснование:** В разделе 5.3 подробно описаны все журналы, их структура и требования к заполнению. В разделе 5.4 описаны требования к программному обеспечению, включая авторизацию, единую точку входа и ввод данных.</w:t>
-        <w:br/>
-        <w:t>**Рекомендация:** Нет.</w:t>
-        <w:br/>
-        <w:br/>
-        <w:t>#### 2. Детализация объектов (Важность: 3)</w:t>
-        <w:br/>
-        <w:t>**Статус:** ✅ Выполнено</w:t>
-        <w:br/>
-        <w:t>**Цитата или обоснование:** В разделе 5.3 подробно описаны все журналы, их атрибуты и типы данных. В приложениях 2-27 приведены формы журналов с детализацией полей.</w:t>
-        <w:br/>
-        <w:t>**Рекомендация:** Нет.</w:t>
-        <w:br/>
-        <w:br/>
-        <w:t>#### 3. Бизнес-логика (Важность: 3)</w:t>
-        <w:br/>
-        <w:t>**Статус:** ✅ Выполнено</w:t>
-        <w:br/>
-        <w:t>**Цитата или обоснование:** В разделе 5.3 описаны правила заполнения журналов, условия переходов между состояниями записей, валидация ввода данных и другие правила обработки данных.</w:t>
-        <w:br/>
-        <w:t>**Рекомендация:** Нет.</w:t>
-        <w:br/>
-        <w:br/>
-        <w:t>#### 4. Ролевая модель (Важность: 3)</w:t>
-        <w:br/>
-        <w:t>**Статус:** ✅ Выполнено</w:t>
-        <w:br/>
-        <w:t>**Цитата или обоснование:** В приложении 28 приведена матрица распределения прав доступа пользователей системы.</w:t>
-        <w:br/>
-        <w:t>**Рекомендация:** Нет.</w:t>
-        <w:br/>
-        <w:br/>
-        <w:t>#### 5. Отчетность (Важность: 2)</w:t>
-        <w:br/>
-        <w:t>**Статус:** ⚠️ Частично</w:t>
-        <w:br/>
-        <w:t>**Цитата или обоснование:** В разделе 5.3 описаны журналы, но нет конкретного перечня видов отчетов, их форм и источников данных.</w:t>
-        <w:br/>
-        <w:t>**Рекомендация:** Добавить перечень видов отчетов, их формы и источники данных.</w:t>
-        <w:br/>
-        <w:br/>
-        <w:t>#### 6. Технические и архитектурные требования (Важность: 3)</w:t>
-        <w:br/>
-        <w:t>**Статус:** ✅ Выполнено</w:t>
-        <w:br/>
-        <w:t>**Цитата или обоснование:** В разделе 5.5 описаны технические требования к системе, включая аппаратные и программные требования.</w:t>
-        <w:br/>
-        <w:t>**Рекомендация:** Нет.</w:t>
-        <w:br/>
-        <w:br/>
-        <w:t>#### 7. Стек технологий (Важность: 3)</w:t>
-        <w:br/>
-        <w:t>**Статус:** ✅ Выполнено</w:t>
-        <w:br/>
-        <w:t>**Цитата или обоснование:** В разделе 5.5 указаны требования к платформе, операционным системам и клиентским рабочим местам.</w:t>
-        <w:br/>
-        <w:t>**Рекомендация:** Нет.</w:t>
-        <w:br/>
-        <w:br/>
-        <w:t>#### 8. Интеграции (Важность: 3)</w:t>
-        <w:br/>
-        <w:t>**Статус:** ✅ Выполнено</w:t>
-        <w:br/>
-        <w:t>**Цитата или обоснование:** В разделе 4.2 описаны интеграции с Active Directory и технологией единого входа (SSO).</w:t>
-        <w:br/>
-        <w:t>**Рекомендация:** Нет.</w:t>
-        <w:br/>
-        <w:br/>
-        <w:t>#### 9. Инфраструктура (Важность: 3)</w:t>
-        <w:br/>
-        <w:t>**Статус:** ✅ Выполнено</w:t>
-        <w:br/>
-        <w:t>**Цитата или обоснование:** В разделе 5.5 указаны требования к вычислительным ресурсам (CPU, RAM, диск) и месту размещения серверов.</w:t>
-        <w:br/>
-        <w:t>**Рекомендация:** Нет.</w:t>
-        <w:br/>
-        <w:br/>
-        <w:t>#### 10. Мобильность (Важность: 2)</w:t>
-        <w:br/>
-        <w:t>**Статус:** ⚠️ Частично</w:t>
-        <w:br/>
-        <w:t>**Цитата или обоснование:** В документе нет конкретных требований к работе с мобильных устройств, адаптивности интерфейса и поддержке офлайн-режима.</w:t>
-        <w:br/>
-        <w:t>**Рекомендация:** Добавить требования к работе с мобильных устройств, адаптивности интерфейса и поддержке офлайн-режима.</w:t>
-        <w:br/>
-        <w:br/>
-        <w:t>#### 11. Нефункциональные требования (Важность: 3)</w:t>
-        <w:br/>
-        <w:t>**Статус:** ✅ Выполнено</w:t>
-        <w:br/>
-        <w:t>**Цитата или обоснование:** В разделах 5.6, 5.7, 5.8, 5.9, 5.10 описаны критерии качества системы, включая производительность, надежность, безопасность, масштабируемость и патентную чистоту.</w:t>
-        <w:br/>
-        <w:t>**Рекомендация:** Нет.</w:t>
-        <w:br/>
-        <w:br/>
-        <w:t>#### 12. Производительность (Важность: 3)</w:t>
-        <w:br/>
-        <w:t>**Статус:** ✅ Выполнено</w:t>
-        <w:br/>
-        <w:t>**Цитата или обоснование:** В разделе 5.6 описаны количественные показатели производительности, такие как время отклика, число одновременных пользователей и объем базы данных.</w:t>
-        <w:br/>
-        <w:t>**Рекомендация:** Нет.</w:t>
-        <w:br/>
-        <w:br/>
-        <w:t>#### 13. Надежность (Важность: 3)</w:t>
-        <w:br/>
-        <w:t>**Статус:** ✅ Выполнено</w:t>
-        <w:br/>
-        <w:t>**Цитата или обоснование:** В разделе 5.6 описаны показатели времени восстановления и допустимой потери данных.</w:t>
-        <w:br/>
-        <w:t>**Рекомендация:** Нет.</w:t>
-        <w:br/>
-        <w:br/>
-        <w:t>#### 14. Безопасность (Важность: 3)</w:t>
-        <w:br/>
-        <w:t>**Статус:** ✅ Выполнено</w:t>
-        <w:br/>
-        <w:t>**Цитата или обоснование:** В разделах 5.7 и 5.8 описаны требования к шифрованию, аутентификации и соответствию профильным нормативным актам по защите информации.</w:t>
-        <w:br/>
-        <w:t>**Рекомендация:** Нет.</w:t>
-        <w:br/>
-        <w:br/>
-        <w:t>#### 15. Масштабируемость (Важность: 2)</w:t>
-        <w:br/>
-        <w:t>**Статус:** ⚠️ Частично</w:t>
-        <w:br/>
-        <w:t>**Цитата или обоснование:** В разделе 5.11 упоминается масштабируемость, но нет конкретных критериев и показателей.</w:t>
-        <w:br/>
-        <w:t>**Рекомендация:** Добавить конкретные критерии и показатели масштабируемости.</w:t>
-        <w:br/>
-        <w:br/>
-        <w:t>#### 16. Организация проекта и приемка (Важность: 3)</w:t>
-        <w:br/>
-        <w:t>**Статус:** ✅ Выполнено</w:t>
-        <w:br/>
-        <w:t>**Цитата или обоснование:** В разделе 6 описан порядок контроля работ и приемки системы, включая предварительные испытания, опытную эксплуатацию и приемо-сдаточные испытания.</w:t>
-        <w:br/>
-        <w:t>**Рекомендация:** Нет.</w:t>
-        <w:br/>
-        <w:br/>
-        <w:t>#### 17. Этапность (Важность: 2)</w:t>
-        <w:br/>
-        <w:t>**Статус:** ✅ Выполнено</w:t>
-        <w:br/>
-        <w:t>**Цитата или обоснование:** В разделе 4.5 описана этапность исполнения договора с чётко определёнными результатами.</w:t>
-        <w:br/>
-        <w:t>**Рекомендация:** Нет.</w:t>
-        <w:br/>
-        <w:br/>
-        <w:t>#### 18. Критерии приемки (Важность: 3)</w:t>
-        <w:br/>
-        <w:t>**Статус:** ✅ Выполнено</w:t>
-        <w:br/>
-        <w:t>**Цитата или обоснование:** В разделе 6 описаны критерии приемки результатов испытаний, методика испытаний и классификатор ошибок.</w:t>
-        <w:br/>
-        <w:t>**Рекомендация:** Нет.</w:t>
-        <w:br/>
-        <w:br/>
-        <w:t>#### 19. Миграция данных (Важность: 2)</w:t>
-        <w:br/>
-        <w:t>**Статус:** ⚠️ Частично</w:t>
-        <w:br/>
-        <w:t>**Цитата или обоснование:** В документе нет описания процесса переноса исторических данных, правил их очистки и проверки качества.</w:t>
-        <w:br/>
-        <w:t>**Рекомендация:** Добавить описание процесса переноса исторических данных, правил их очистки и проверки качества.</w:t>
-        <w:br/>
-        <w:br/>
-        <w:t>#### 20. Интеллектуальная собственность (Важность: 3)</w:t>
-        <w:br/>
-        <w:t>**Статус:** ✅ Выполнено</w:t>
-        <w:br/>
-        <w:t>**Цитата или обоснование:** В разделе 5.9 описан порядок передачи исключительных прав и исходных кодов по результатам проекта.</w:t>
-        <w:br/>
-        <w:t>**Рекомендация:** Нет.</w:t>
-        <w:br/>
-        <w:br/>
-        <w:t>#### 21. Нормативное соответствие (Важность: 3)</w:t>
-        <w:br/>
-        <w:t>**Статус:** ✅ Выполнено</w:t>
-        <w:br/>
-        <w:t>**Цитата или обоснование:** В разделе 2.3 приведен перечень нормативных документов, которым должна соответствовать система.</w:t>
-        <w:br/>
-        <w:t>**Рекомендация:** Нет.</w:t>
-        <w:br/>
-        <w:br/>
-        <w:t>#### 22. Законодательство (Важность: 3)</w:t>
-        <w:br/>
-        <w:t>**Статус:** ✅ Выполнено</w:t>
-        <w:br/>
-        <w:t>**Цитата или обоснование:** В разделе 2.3 учтены требования профильных законов и ведомственных приказов, регламентирующих работу с информацией и документами.</w:t>
-        <w:br/>
-        <w:t>**Рекомендация:** Нет.</w:t>
-        <w:br/>
-        <w:br/>
-        <w:t>#### 23. Лицензирование (Важность: 2)</w:t>
-        <w:br/>
-        <w:t>**Статус:** ✅ Выполнено</w:t>
-        <w:br/>
-        <w:t>**Цитата или обоснование:** В разделе 4.4 описаны лицензионные требования, включая бессрочные лицензии и лицензию для администратора.</w:t>
-        <w:br/>
-        <w:t>**Рекомендация:** Нет.</w:t>
-        <w:br/>
-        <w:br/>
-        <w:t>#### 24. Требования к Исполнителю (Важность: 3)</w:t>
-        <w:br/>
-        <w:t>**Статус:** ✅ Выполнено</w:t>
-        <w:br/>
-        <w:t>**Цитата или обоснование:** В разделе 2.1 описаны критерии отбора подрядчика, включая требования к опыту, квалификации и сертификации.</w:t>
-        <w:br/>
-        <w:t>**Рекомендация:** Нет.</w:t>
-        <w:br/>
-        <w:br/>
-        <w:t>#### 25. Квалификация (Важность: 2)</w:t>
-        <w:br/>
-        <w:t>**Статус:** ✅ Выполнено</w:t>
-        <w:br/>
-        <w:t>**Цитата или обоснование:** В разделе 2.1 указаны требования к статусу партнёра и сертификации специалистов.</w:t>
-        <w:br/>
-        <w:t>**Рекомендация:** Нет.</w:t>
-        <w:br/>
-        <w:br/>
-        <w:t>#### 26. Опыт (Важность: 3)</w:t>
-        <w:br/>
-        <w:t>**Статус:** ✅ Выполнено</w:t>
-        <w:br/>
-        <w:t>**Цитата или обоснование:** В разделе 2.1 описан подтверждённый опыт реализации аналогичных проектов.</w:t>
-        <w:br/>
-        <w:t>**Рекомендация:** Нет.</w:t>
-        <w:br/>
-        <w:br/>
-        <w:t>### Итоговое резюме</w:t>
-        <w:br/>
-        <w:br/>
-        <w:t>Техническое задание в целом соответствует большинству критериев, особенно тем, которые имеют высокую важность. Однако есть несколько критериев, которые требуют дополнительной доработки:</w:t>
-        <w:br/>
-        <w:br/>
-        <w:t>1. **Отчетность:** Добавить перечень видов отчетов, их формы и источники данных.</w:t>
-        <w:br/>
-        <w:t>2. **Мобильность:** Добавить требования к работе с мобильных устройств, адаптивности интерфейса и поддержке офлайн-режима.</w:t>
-        <w:br/>
-        <w:t>3. **Масштабируемость:** Добавить конкретные критерии и показатели масштабируемости.</w:t>
-        <w:br/>
-        <w:t>4</w:t>
+        <w:t>❌ Ошибка API: 504 Server Error: Gateway Time-out for url: https://router.huggingface.co/novita/v3/openai/chat/completions</w:t>
       </w:r>
     </w:p>
     <w:p/>
